--- a/7º Cuatrimestre/Aplicación de Bases de Datos/Documentecion Proyecto Programado Grupo 5.docx
+++ b/7º Cuatrimestre/Aplicación de Bases de Datos/Documentecion Proyecto Programado Grupo 5.docx
@@ -241,7 +241,7 @@
           <w:pPr>
             <w:pStyle w:val="TDC1"/>
             <w:tabs>
-              <w:tab w:val="right" w:leader="dot" w:pos="8828"/>
+              <w:tab w:val="right" w:leader="dot" w:pos="9350"/>
             </w:tabs>
             <w:rPr>
               <w:rFonts w:asciiTheme="minorHAnsi" w:eastAsiaTheme="minorEastAsia" w:hAnsiTheme="minorHAnsi"/>
@@ -258,7 +258,7 @@
           <w:r>
             <w:fldChar w:fldCharType="separate"/>
           </w:r>
-          <w:hyperlink w:anchor="_Toc226925231" w:history="1">
+          <w:hyperlink w:anchor="_Toc227773558" w:history="1">
             <w:r>
               <w:rPr>
                 <w:rStyle w:val="Hipervnculo"/>
@@ -285,7 +285,7 @@
                 <w:noProof/>
                 <w:webHidden/>
               </w:rPr>
-              <w:instrText xml:space="preserve"> PAGEREF _Toc226925231 \h </w:instrText>
+              <w:instrText xml:space="preserve"> PAGEREF _Toc227773558 \h </w:instrText>
             </w:r>
             <w:r>
               <w:rPr>
@@ -320,7 +320,7 @@
           <w:pPr>
             <w:pStyle w:val="TDC1"/>
             <w:tabs>
-              <w:tab w:val="right" w:leader="dot" w:pos="8828"/>
+              <w:tab w:val="right" w:leader="dot" w:pos="9350"/>
             </w:tabs>
             <w:rPr>
               <w:rFonts w:asciiTheme="minorHAnsi" w:eastAsiaTheme="minorEastAsia" w:hAnsiTheme="minorHAnsi"/>
@@ -328,7 +328,7 @@
               <w:lang w:eastAsia="es-CR"/>
             </w:rPr>
           </w:pPr>
-          <w:hyperlink w:anchor="_Toc226925232" w:history="1">
+          <w:hyperlink w:anchor="_Toc227773559" w:history="1">
             <w:r>
               <w:rPr>
                 <w:rStyle w:val="Hipervnculo"/>
@@ -355,7 +355,7 @@
                 <w:noProof/>
                 <w:webHidden/>
               </w:rPr>
-              <w:instrText xml:space="preserve"> PAGEREF _Toc226925232 \h </w:instrText>
+              <w:instrText xml:space="preserve"> PAGEREF _Toc227773559 \h </w:instrText>
             </w:r>
             <w:r>
               <w:rPr>
@@ -390,7 +390,7 @@
           <w:pPr>
             <w:pStyle w:val="TDC1"/>
             <w:tabs>
-              <w:tab w:val="right" w:leader="dot" w:pos="8828"/>
+              <w:tab w:val="right" w:leader="dot" w:pos="9350"/>
             </w:tabs>
             <w:rPr>
               <w:rFonts w:asciiTheme="minorHAnsi" w:eastAsiaTheme="minorEastAsia" w:hAnsiTheme="minorHAnsi"/>
@@ -398,7 +398,7 @@
               <w:lang w:eastAsia="es-CR"/>
             </w:rPr>
           </w:pPr>
-          <w:hyperlink w:anchor="_Toc226925233" w:history="1">
+          <w:hyperlink w:anchor="_Toc227773560" w:history="1">
             <w:r>
               <w:rPr>
                 <w:rStyle w:val="Hipervnculo"/>
@@ -425,7 +425,7 @@
                 <w:noProof/>
                 <w:webHidden/>
               </w:rPr>
-              <w:instrText xml:space="preserve"> PAGEREF _Toc226925233 \h </w:instrText>
+              <w:instrText xml:space="preserve"> PAGEREF _Toc227773560 \h </w:instrText>
             </w:r>
             <w:r>
               <w:rPr>
@@ -460,7 +460,7 @@
           <w:pPr>
             <w:pStyle w:val="TDC1"/>
             <w:tabs>
-              <w:tab w:val="right" w:leader="dot" w:pos="8828"/>
+              <w:tab w:val="right" w:leader="dot" w:pos="9350"/>
             </w:tabs>
             <w:rPr>
               <w:rFonts w:asciiTheme="minorHAnsi" w:eastAsiaTheme="minorEastAsia" w:hAnsiTheme="minorHAnsi"/>
@@ -468,7 +468,7 @@
               <w:lang w:eastAsia="es-CR"/>
             </w:rPr>
           </w:pPr>
-          <w:hyperlink w:anchor="_Toc226925234" w:history="1">
+          <w:hyperlink w:anchor="_Toc227773561" w:history="1">
             <w:r>
               <w:rPr>
                 <w:rStyle w:val="Hipervnculo"/>
@@ -495,7 +495,7 @@
                 <w:noProof/>
                 <w:webHidden/>
               </w:rPr>
-              <w:instrText xml:space="preserve"> PAGEREF _Toc226925234 \h </w:instrText>
+              <w:instrText xml:space="preserve"> PAGEREF _Toc227773561 \h </w:instrText>
             </w:r>
             <w:r>
               <w:rPr>
@@ -515,7 +515,7 @@
                 <w:noProof/>
                 <w:webHidden/>
               </w:rPr>
-              <w:t>7</w:t>
+              <w:t>6</w:t>
             </w:r>
             <w:r>
               <w:rPr>
@@ -530,7 +530,7 @@
           <w:pPr>
             <w:pStyle w:val="TDC1"/>
             <w:tabs>
-              <w:tab w:val="right" w:leader="dot" w:pos="8828"/>
+              <w:tab w:val="right" w:leader="dot" w:pos="9350"/>
             </w:tabs>
             <w:rPr>
               <w:rFonts w:asciiTheme="minorHAnsi" w:eastAsiaTheme="minorEastAsia" w:hAnsiTheme="minorHAnsi"/>
@@ -538,7 +538,7 @@
               <w:lang w:eastAsia="es-CR"/>
             </w:rPr>
           </w:pPr>
-          <w:hyperlink w:anchor="_Toc226925235" w:history="1">
+          <w:hyperlink w:anchor="_Toc227773562" w:history="1">
             <w:r>
               <w:rPr>
                 <w:rStyle w:val="Hipervnculo"/>
@@ -565,7 +565,7 @@
                 <w:noProof/>
                 <w:webHidden/>
               </w:rPr>
-              <w:instrText xml:space="preserve"> PAGEREF _Toc226925235 \h </w:instrText>
+              <w:instrText xml:space="preserve"> PAGEREF _Toc227773562 \h </w:instrText>
             </w:r>
             <w:r>
               <w:rPr>
@@ -585,7 +585,7 @@
                 <w:noProof/>
                 <w:webHidden/>
               </w:rPr>
-              <w:t>9</w:t>
+              <w:t>8</w:t>
             </w:r>
             <w:r>
               <w:rPr>
@@ -600,7 +600,7 @@
           <w:pPr>
             <w:pStyle w:val="TDC1"/>
             <w:tabs>
-              <w:tab w:val="right" w:leader="dot" w:pos="8828"/>
+              <w:tab w:val="right" w:leader="dot" w:pos="9350"/>
             </w:tabs>
             <w:rPr>
               <w:rFonts w:asciiTheme="minorHAnsi" w:eastAsiaTheme="minorEastAsia" w:hAnsiTheme="minorHAnsi"/>
@@ -608,7 +608,7 @@
               <w:lang w:eastAsia="es-CR"/>
             </w:rPr>
           </w:pPr>
-          <w:hyperlink w:anchor="_Toc226925236" w:history="1">
+          <w:hyperlink w:anchor="_Toc227773563" w:history="1">
             <w:r>
               <w:rPr>
                 <w:rStyle w:val="Hipervnculo"/>
@@ -635,7 +635,7 @@
                 <w:noProof/>
                 <w:webHidden/>
               </w:rPr>
-              <w:instrText xml:space="preserve"> PAGEREF _Toc226925236 \h </w:instrText>
+              <w:instrText xml:space="preserve"> PAGEREF _Toc227773563 \h </w:instrText>
             </w:r>
             <w:r>
               <w:rPr>
@@ -670,7 +670,7 @@
           <w:pPr>
             <w:pStyle w:val="TDC1"/>
             <w:tabs>
-              <w:tab w:val="right" w:leader="dot" w:pos="8828"/>
+              <w:tab w:val="right" w:leader="dot" w:pos="9350"/>
             </w:tabs>
             <w:rPr>
               <w:rFonts w:asciiTheme="minorHAnsi" w:eastAsiaTheme="minorEastAsia" w:hAnsiTheme="minorHAnsi"/>
@@ -678,7 +678,7 @@
               <w:lang w:eastAsia="es-CR"/>
             </w:rPr>
           </w:pPr>
-          <w:hyperlink w:anchor="_Toc226925237" w:history="1">
+          <w:hyperlink w:anchor="_Toc227773564" w:history="1">
             <w:r>
               <w:rPr>
                 <w:rStyle w:val="Hipervnculo"/>
@@ -705,7 +705,7 @@
                 <w:noProof/>
                 <w:webHidden/>
               </w:rPr>
-              <w:instrText xml:space="preserve"> PAGEREF _Toc226925237 \h </w:instrText>
+              <w:instrText xml:space="preserve"> PAGEREF _Toc227773564 \h </w:instrText>
             </w:r>
             <w:r>
               <w:rPr>
@@ -725,7 +725,7 @@
                 <w:noProof/>
                 <w:webHidden/>
               </w:rPr>
-              <w:t>12</w:t>
+              <w:t>11</w:t>
             </w:r>
             <w:r>
               <w:rPr>
@@ -740,7 +740,7 @@
           <w:pPr>
             <w:pStyle w:val="TDC1"/>
             <w:tabs>
-              <w:tab w:val="right" w:leader="dot" w:pos="8828"/>
+              <w:tab w:val="right" w:leader="dot" w:pos="9350"/>
             </w:tabs>
             <w:rPr>
               <w:rFonts w:asciiTheme="minorHAnsi" w:eastAsiaTheme="minorEastAsia" w:hAnsiTheme="minorHAnsi"/>
@@ -748,7 +748,7 @@
               <w:lang w:eastAsia="es-CR"/>
             </w:rPr>
           </w:pPr>
-          <w:hyperlink w:anchor="_Toc226925238" w:history="1">
+          <w:hyperlink w:anchor="_Toc227773565" w:history="1">
             <w:r>
               <w:rPr>
                 <w:rStyle w:val="Hipervnculo"/>
@@ -775,7 +775,7 @@
                 <w:noProof/>
                 <w:webHidden/>
               </w:rPr>
-              <w:instrText xml:space="preserve"> PAGEREF _Toc226925238 \h </w:instrText>
+              <w:instrText xml:space="preserve"> PAGEREF _Toc227773565 \h </w:instrText>
             </w:r>
             <w:r>
               <w:rPr>
@@ -795,7 +795,7 @@
                 <w:noProof/>
                 <w:webHidden/>
               </w:rPr>
-              <w:t>13</w:t>
+              <w:t>12</w:t>
             </w:r>
             <w:r>
               <w:rPr>
@@ -810,7 +810,7 @@
           <w:pPr>
             <w:pStyle w:val="TDC1"/>
             <w:tabs>
-              <w:tab w:val="right" w:leader="dot" w:pos="8828"/>
+              <w:tab w:val="right" w:leader="dot" w:pos="9350"/>
             </w:tabs>
             <w:rPr>
               <w:rFonts w:asciiTheme="minorHAnsi" w:eastAsiaTheme="minorEastAsia" w:hAnsiTheme="minorHAnsi"/>
@@ -818,7 +818,7 @@
               <w:lang w:eastAsia="es-CR"/>
             </w:rPr>
           </w:pPr>
-          <w:hyperlink w:anchor="_Toc226925239" w:history="1">
+          <w:hyperlink w:anchor="_Toc227773566" w:history="1">
             <w:r>
               <w:rPr>
                 <w:rStyle w:val="Hipervnculo"/>
@@ -845,7 +845,7 @@
                 <w:noProof/>
                 <w:webHidden/>
               </w:rPr>
-              <w:instrText xml:space="preserve"> PAGEREF _Toc226925239 \h </w:instrText>
+              <w:instrText xml:space="preserve"> PAGEREF _Toc227773566 \h </w:instrText>
             </w:r>
             <w:r>
               <w:rPr>
@@ -880,7 +880,7 @@
           <w:pPr>
             <w:pStyle w:val="TDC1"/>
             <w:tabs>
-              <w:tab w:val="right" w:leader="dot" w:pos="8828"/>
+              <w:tab w:val="right" w:leader="dot" w:pos="9350"/>
             </w:tabs>
             <w:rPr>
               <w:rFonts w:asciiTheme="minorHAnsi" w:eastAsiaTheme="minorEastAsia" w:hAnsiTheme="minorHAnsi"/>
@@ -888,7 +888,7 @@
               <w:lang w:eastAsia="es-CR"/>
             </w:rPr>
           </w:pPr>
-          <w:hyperlink w:anchor="_Toc226925240" w:history="1">
+          <w:hyperlink w:anchor="_Toc227773567" w:history="1">
             <w:r>
               <w:rPr>
                 <w:rStyle w:val="Hipervnculo"/>
@@ -915,7 +915,7 @@
                 <w:noProof/>
                 <w:webHidden/>
               </w:rPr>
-              <w:instrText xml:space="preserve"> PAGEREF _Toc226925240 \h </w:instrText>
+              <w:instrText xml:space="preserve"> PAGEREF _Toc227773567 \h </w:instrText>
             </w:r>
             <w:r>
               <w:rPr>
@@ -935,7 +935,7 @@
                 <w:noProof/>
                 <w:webHidden/>
               </w:rPr>
-              <w:t>16</w:t>
+              <w:t>15</w:t>
             </w:r>
             <w:r>
               <w:rPr>
@@ -950,7 +950,7 @@
           <w:pPr>
             <w:pStyle w:val="TDC1"/>
             <w:tabs>
-              <w:tab w:val="right" w:leader="dot" w:pos="8828"/>
+              <w:tab w:val="right" w:leader="dot" w:pos="9350"/>
             </w:tabs>
             <w:rPr>
               <w:rFonts w:asciiTheme="minorHAnsi" w:eastAsiaTheme="minorEastAsia" w:hAnsiTheme="minorHAnsi"/>
@@ -958,7 +958,7 @@
               <w:lang w:eastAsia="es-CR"/>
             </w:rPr>
           </w:pPr>
-          <w:hyperlink w:anchor="_Toc226925241" w:history="1">
+          <w:hyperlink w:anchor="_Toc227773568" w:history="1">
             <w:r>
               <w:rPr>
                 <w:rStyle w:val="Hipervnculo"/>
@@ -985,7 +985,7 @@
                 <w:noProof/>
                 <w:webHidden/>
               </w:rPr>
-              <w:instrText xml:space="preserve"> PAGEREF _Toc226925241 \h </w:instrText>
+              <w:instrText xml:space="preserve"> PAGEREF _Toc227773568 \h </w:instrText>
             </w:r>
             <w:r>
               <w:rPr>
@@ -1005,7 +1005,7 @@
                 <w:noProof/>
                 <w:webHidden/>
               </w:rPr>
-              <w:t>17</w:t>
+              <w:t>16</w:t>
             </w:r>
             <w:r>
               <w:rPr>
@@ -1020,7 +1020,7 @@
           <w:pPr>
             <w:pStyle w:val="TDC1"/>
             <w:tabs>
-              <w:tab w:val="right" w:leader="dot" w:pos="8828"/>
+              <w:tab w:val="right" w:leader="dot" w:pos="9350"/>
             </w:tabs>
             <w:rPr>
               <w:rFonts w:asciiTheme="minorHAnsi" w:eastAsiaTheme="minorEastAsia" w:hAnsiTheme="minorHAnsi"/>
@@ -1028,7 +1028,7 @@
               <w:lang w:eastAsia="es-CR"/>
             </w:rPr>
           </w:pPr>
-          <w:hyperlink w:anchor="_Toc226925242" w:history="1">
+          <w:hyperlink w:anchor="_Toc227773569" w:history="1">
             <w:r>
               <w:rPr>
                 <w:rStyle w:val="Hipervnculo"/>
@@ -1055,7 +1055,7 @@
                 <w:noProof/>
                 <w:webHidden/>
               </w:rPr>
-              <w:instrText xml:space="preserve"> PAGEREF _Toc226925242 \h </w:instrText>
+              <w:instrText xml:space="preserve"> PAGEREF _Toc227773569 \h </w:instrText>
             </w:r>
             <w:r>
               <w:rPr>
@@ -1087,6 +1087,9 @@
           </w:hyperlink>
         </w:p>
         <w:p>
+          <w:pPr>
+            <w:ind w:firstLine="0"/>
+          </w:pPr>
           <w:r>
             <w:rPr>
               <w:b/>
@@ -1114,7 +1117,7 @@
       <w:pPr>
         <w:pStyle w:val="Ttulo1"/>
       </w:pPr>
-      <w:bookmarkStart w:id="0" w:name="_Toc226925231"/>
+      <w:bookmarkStart w:id="0" w:name="_Toc227773558"/>
       <w:r>
         <w:t>Introducción</w:t>
       </w:r>
@@ -1179,7 +1182,7 @@
       <w:pPr>
         <w:pStyle w:val="Ttulo1"/>
       </w:pPr>
-      <w:bookmarkStart w:id="1" w:name="_Toc226925232"/>
+      <w:bookmarkStart w:id="1" w:name="_Toc227773559"/>
       <w:r>
         <w:lastRenderedPageBreak/>
         <w:t>Descripción del proyecto de negocio</w:t>
@@ -1252,7 +1255,7 @@
       <w:pPr>
         <w:pStyle w:val="Ttulo1"/>
       </w:pPr>
-      <w:bookmarkStart w:id="2" w:name="_Toc226925233"/>
+      <w:bookmarkStart w:id="2" w:name="_Toc227773560"/>
       <w:r>
         <w:t>Supuestos y Reglas del Negocio</w:t>
       </w:r>
@@ -1317,7 +1320,7 @@
       <w:pPr>
         <w:pStyle w:val="Ttulo1"/>
       </w:pPr>
-      <w:bookmarkStart w:id="3" w:name="_Toc226925234"/>
+      <w:bookmarkStart w:id="3" w:name="_Toc227773561"/>
       <w:r>
         <w:t>Identificación de Entidades</w:t>
       </w:r>
@@ -2816,7 +2819,7 @@
       <w:pPr>
         <w:pStyle w:val="Ttulo1"/>
       </w:pPr>
-      <w:bookmarkStart w:id="4" w:name="_Toc226925235"/>
+      <w:bookmarkStart w:id="4" w:name="_Toc227773562"/>
       <w:r>
         <w:t>Modelo Relacional</w:t>
       </w:r>
@@ -2861,7 +2864,7 @@
       <w:pPr>
         <w:pStyle w:val="Ttulo1"/>
       </w:pPr>
-      <w:bookmarkStart w:id="5" w:name="_Toc226925236"/>
+      <w:bookmarkStart w:id="5" w:name="_Toc227773563"/>
       <w:r>
         <w:t>Normalización del Modelo</w:t>
       </w:r>
@@ -2908,7 +2911,7 @@
       <w:pPr>
         <w:pStyle w:val="Ttulo1"/>
       </w:pPr>
-      <w:bookmarkStart w:id="6" w:name="_Toc226925237"/>
+      <w:bookmarkStart w:id="6" w:name="_Toc227773564"/>
       <w:r>
         <w:t>Selección de tablas claves para análisis</w:t>
       </w:r>
@@ -2957,7 +2960,7 @@
       <w:pPr>
         <w:pStyle w:val="Ttulo1"/>
       </w:pPr>
-      <w:bookmarkStart w:id="7" w:name="_Toc226925238"/>
+      <w:bookmarkStart w:id="7" w:name="_Toc227773565"/>
       <w:r>
         <w:t>Descripción de la estructura para análisis</w:t>
       </w:r>
@@ -3027,7 +3030,7 @@
       <w:pPr>
         <w:pStyle w:val="Ttulo1"/>
       </w:pPr>
-      <w:bookmarkStart w:id="8" w:name="_Toc226925239"/>
+      <w:bookmarkStart w:id="8" w:name="_Toc227773566"/>
       <w:r>
         <w:lastRenderedPageBreak/>
         <w:t>Scripts y Componentes Técnicos</w:t>
@@ -3091,7 +3094,7 @@
       <w:pPr>
         <w:pStyle w:val="Ttulo1"/>
       </w:pPr>
-      <w:bookmarkStart w:id="9" w:name="_Toc226925240"/>
+      <w:bookmarkStart w:id="9" w:name="_Toc227773567"/>
       <w:r>
         <w:t>Resultados Obtenidos</w:t>
       </w:r>
@@ -3130,7 +3133,7 @@
       <w:pPr>
         <w:pStyle w:val="Ttulo1"/>
       </w:pPr>
-      <w:bookmarkStart w:id="10" w:name="_Toc226925241"/>
+      <w:bookmarkStart w:id="10" w:name="_Toc227773568"/>
       <w:r>
         <w:t>Retos y Dificultades</w:t>
       </w:r>
@@ -3174,7 +3177,7 @@
       <w:pPr>
         <w:pStyle w:val="Ttulo1"/>
       </w:pPr>
-      <w:bookmarkStart w:id="11" w:name="_Toc226925242"/>
+      <w:bookmarkStart w:id="11" w:name="_Toc227773569"/>
       <w:r>
         <w:lastRenderedPageBreak/>
         <w:t>Conclusiones</w:t>
@@ -3191,10 +3194,6 @@
         <w:t>Se ha demostrado que la separación de responsabilidades mediante diferentes capas (ER, SA y DW) es la estrategia más efectiva para mantener un sistema escalable. Esta arquitectura permite que la operación diaria del negocio, centrada en la rapidez de la facturación, no se vea afectada por los procesos de análisis pesado que requiere la gerencia para la toma de decisiones. En conclusión, SISVENTAS cuenta ahora con una infraestructura de datos robusta que no solo registra el presente de la empresa, sino que prepara el terreno para un análisis histórico que impulsará la rentabilidad y el crecimiento estratégico en el largo plazo.</w:t>
       </w:r>
     </w:p>
-    <w:p/>
-    <w:p/>
-    <w:p/>
-    <w:p/>
     <w:sectPr>
       <w:pgSz w:w="12240" w:h="15840"/>
       <w:pgMar w:top="1440" w:right="1440" w:bottom="1440" w:left="1440" w:header="708" w:footer="708" w:gutter="0"/>
